--- a/assignment/week3/Lesson3_Inventory_Report.docx
+++ b/assignment/week3/Lesson3_Inventory_Report.docx
@@ -8,16 +8,10 @@
         <w:jc w:val="center"/>
         <w:rPr>
           <w:rFonts w:cs="Times New Roman"/>
-        </w:rPr>
-      </w:pPr>
-      <w:r>
-        <w:rPr>
-          <w:rFonts w:cs="Times New Roman"/>
           <w:b/>
           <w:bCs/>
         </w:rPr>
-        <w:t>In-Memory Inventory Management Tool</w:t>
-      </w:r>
+      </w:pPr>
     </w:p>
     <w:p>
       <w:pPr>
@@ -25,14 +19,10 @@
         <w:jc w:val="center"/>
         <w:rPr>
           <w:rFonts w:cs="Times New Roman"/>
-        </w:rPr>
-      </w:pPr>
-      <w:r>
-        <w:rPr>
-          <w:rFonts w:cs="Times New Roman"/>
-        </w:rPr>
-        <w:t>Lesson 3 Individual Assignment</w:t>
-      </w:r>
+          <w:b/>
+          <w:bCs/>
+        </w:rPr>
+      </w:pPr>
     </w:p>
     <w:p>
       <w:pPr>
@@ -45,8 +35,10 @@
       <w:r>
         <w:rPr>
           <w:rFonts w:cs="Times New Roman"/>
-        </w:rPr>
-        <w:t>[Student Name]  |  [Course Name &amp; Number]  |  [Instructor]  |  [Date]</w:t>
+          <w:b/>
+          <w:bCs/>
+        </w:rPr>
+        <w:t>In-Memory Inventory Management Tool</w:t>
       </w:r>
     </w:p>
     <w:p>
@@ -57,19 +49,153 @@
           <w:rFonts w:cs="Times New Roman"/>
         </w:rPr>
       </w:pPr>
+    </w:p>
+    <w:p>
+      <w:pPr>
+        <w:spacing w:after="160" w:line="480" w:lineRule="auto"/>
+        <w:rPr>
+          <w:rFonts w:cs="Times New Roman"/>
+        </w:rPr>
+      </w:pPr>
+    </w:p>
+    <w:p>
+      <w:pPr>
+        <w:spacing w:after="160" w:line="480" w:lineRule="auto"/>
+        <w:jc w:val="center"/>
+        <w:rPr>
+          <w:rFonts w:cs="Times New Roman"/>
+        </w:rPr>
+      </w:pPr>
+      <w:r>
+        <w:rPr>
+          <w:rFonts w:cs="Times New Roman"/>
+        </w:rPr>
+        <w:t>Aashutosh Chaudhary</w:t>
+      </w:r>
+    </w:p>
+    <w:p>
+      <w:pPr>
+        <w:spacing w:after="160" w:line="480" w:lineRule="auto"/>
+        <w:jc w:val="center"/>
+        <w:rPr>
+          <w:rFonts w:cs="Times New Roman"/>
+        </w:rPr>
+      </w:pPr>
+      <w:r>
+        <w:rPr>
+          <w:rFonts w:cs="Times New Roman"/>
+        </w:rPr>
+        <w:t xml:space="preserve">AIM 401: Python Programming For Data Science </w:t>
+      </w:r>
+    </w:p>
+    <w:p>
+      <w:pPr>
+        <w:spacing w:after="160" w:line="480" w:lineRule="auto"/>
+        <w:jc w:val="center"/>
+        <w:rPr>
+          <w:rFonts w:cs="Times New Roman"/>
+        </w:rPr>
+      </w:pPr>
+      <w:r>
+        <w:rPr>
+          <w:rFonts w:cs="Times New Roman"/>
+        </w:rPr>
+        <w:t>Professor Bashyal</w:t>
+      </w:r>
+    </w:p>
+    <w:p>
+      <w:pPr>
+        <w:spacing w:after="160" w:line="480" w:lineRule="auto"/>
+        <w:jc w:val="center"/>
+        <w:rPr>
+          <w:rFonts w:cs="Times New Roman"/>
+        </w:rPr>
+      </w:pPr>
+      <w:r>
+        <w:rPr>
+          <w:rFonts w:cs="Times New Roman"/>
+        </w:rPr>
+        <w:t>October 1</w:t>
+      </w:r>
+      <w:r>
+        <w:rPr>
+          <w:rFonts w:cs="Times New Roman"/>
+        </w:rPr>
+        <w:t xml:space="preserve"> , 2026</w:t>
+      </w:r>
+    </w:p>
+    <w:p>
+      <w:pPr>
+        <w:spacing w:after="160" w:line="480" w:lineRule="auto"/>
+        <w:jc w:val="center"/>
+        <w:rPr>
+          <w:rFonts w:cs="Times New Roman"/>
+        </w:rPr>
+      </w:pPr>
       <w:r>
         <w:rPr>
           <w:rFonts w:cs="Times New Roman"/>
         </w:rPr>
         <w:t xml:space="preserve">GitHub repository: </w:t>
       </w:r>
-      <w:r>
+      <w:hyperlink r:id="rId5" w:history="1">
+        <w:r>
+          <w:rPr>
+            <w:rStyle w:val="Hyperlink"/>
+            <w:rFonts w:cs="Times New Roman"/>
+          </w:rPr>
+          <w:t>https://github.com/aashutoshchaudhary1/AIM_401_A</w:t>
+        </w:r>
+        <w:r>
+          <w:rPr>
+            <w:rStyle w:val="Hyperlink"/>
+            <w:rFonts w:cs="Times New Roman"/>
+          </w:rPr>
+          <w:t>S</w:t>
+        </w:r>
+        <w:r>
+          <w:rPr>
+            <w:rStyle w:val="Hyperlink"/>
+            <w:rFonts w:cs="Times New Roman"/>
+          </w:rPr>
+          <w:t>SIGNMENT/tree/4909fd428af838d69a6a084ae3a4767fdaf8ef8a/assignment/week3</w:t>
+        </w:r>
+      </w:hyperlink>
+      <w:r>
+        <w:rPr>
+          <w:rFonts w:cs="Times New Roman"/>
+        </w:rPr>
+        <w:t xml:space="preserve">. </w:t>
+      </w:r>
+    </w:p>
+    <w:p>
+      <w:pPr>
         <w:rPr>
           <w:rFonts w:cs="Times New Roman"/>
           <w:b/>
           <w:bCs/>
         </w:rPr>
-        <w:t>[paste your GitHub repository link here]</w:t>
+      </w:pPr>
+      <w:r>
+        <w:br w:type="page"/>
+      </w:r>
+    </w:p>
+    <w:p>
+      <w:pPr>
+        <w:spacing w:after="60" w:line="480" w:lineRule="auto"/>
+        <w:jc w:val="center"/>
+        <w:rPr>
+          <w:rFonts w:cs="Times New Roman"/>
+        </w:rPr>
+      </w:pPr>
+      <w:r>
+        <w:rPr>
+          <w:rFonts w:cs="Times New Roman"/>
+          <w:b/>
+          <w:bCs/>
+        </w:rPr>
+        <w:lastRenderedPageBreak/>
+        <w:t>In-Memory Inventory Management Tool</w:t>
       </w:r>
     </w:p>
     <w:p>
@@ -164,7 +290,6 @@
           <w:sz w:val="24"/>
           <w:szCs w:val="24"/>
         </w:rPr>
-        <w:lastRenderedPageBreak/>
         <w:t>3. Order-Processing Logic (Task 2)</w:t>
       </w:r>
     </w:p>
@@ -180,7 +305,14 @@
         <w:rPr>
           <w:rFonts w:cs="Times New Roman"/>
         </w:rPr>
-        <w:t>Each order is read by a for loop and the key is looked up using the inventory.get(item) line. Unlike square-bracket access, .get() will return None if it doesn't contain a key, which means you don't need to use an except block to detect an invalid key.Unlike square-bracket access, .get() will return None if the key doesn't exist, so you don't need to use an except block to detect an invalid key (Sweigart, 2019). Then, an if-elif-else chain is executed to choose among 4 possible outcomes:</w:t>
+        <w:t xml:space="preserve">Each order is read by a for loop and the key is looked up using the inventory.get(item) line. Unlike square-bracket access, .get() will return None if it doesn't contain a key, which means you </w:t>
+      </w:r>
+      <w:r>
+        <w:rPr>
+          <w:rFonts w:cs="Times New Roman"/>
+        </w:rPr>
+        <w:lastRenderedPageBreak/>
+        <w:t>don't need to use an except block to detect an invalid key.Unlike square-bracket access, .get() will return None if the key doesn't exist, so you don't need to use an except block to detect an invalid key (Sweigart, 2019). Then, an if-elif-else chain is executed to choose among 4 possible outcomes:</w:t>
       </w:r>
     </w:p>
     <w:p>
@@ -305,55 +437,55 @@
         <w:rPr>
           <w:rFonts w:eastAsia="Courier New" w:cs="Times New Roman"/>
         </w:rPr>
+        <w:t xml:space="preserve">    stock = inventory.get(item)      # None if key missing</w:t>
+      </w:r>
+    </w:p>
+    <w:p>
+      <w:pPr>
+        <w:shd w:val="clear" w:color="auto" w:fill="F2F2F2"/>
+        <w:spacing w:line="480" w:lineRule="auto"/>
+        <w:ind w:left="120" w:right="120"/>
+        <w:rPr>
+          <w:rFonts w:cs="Times New Roman"/>
+        </w:rPr>
+      </w:pPr>
+      <w:r>
+        <w:rPr>
+          <w:rFonts w:eastAsia="Courier New" w:cs="Times New Roman"/>
+        </w:rPr>
+        <w:t xml:space="preserve"> </w:t>
+      </w:r>
+    </w:p>
+    <w:p>
+      <w:pPr>
+        <w:shd w:val="clear" w:color="auto" w:fill="F2F2F2"/>
+        <w:spacing w:line="480" w:lineRule="auto"/>
+        <w:ind w:left="120" w:right="120"/>
+        <w:rPr>
+          <w:rFonts w:cs="Times New Roman"/>
+        </w:rPr>
+      </w:pPr>
+      <w:r>
+        <w:rPr>
+          <w:rFonts w:eastAsia="Courier New" w:cs="Times New Roman"/>
+        </w:rPr>
+        <w:t xml:space="preserve">    if stock is None:                # invalid item</w:t>
+      </w:r>
+    </w:p>
+    <w:p>
+      <w:pPr>
+        <w:shd w:val="clear" w:color="auto" w:fill="F2F2F2"/>
+        <w:spacing w:line="480" w:lineRule="auto"/>
+        <w:ind w:left="120" w:right="120"/>
+        <w:rPr>
+          <w:rFonts w:cs="Times New Roman"/>
+        </w:rPr>
+      </w:pPr>
+      <w:r>
+        <w:rPr>
+          <w:rFonts w:eastAsia="Courier New" w:cs="Times New Roman"/>
+        </w:rPr>
         <w:lastRenderedPageBreak/>
-        <w:t xml:space="preserve">    stock = inventory.get(item)      # None if key missing</w:t>
-      </w:r>
-    </w:p>
-    <w:p>
-      <w:pPr>
-        <w:shd w:val="clear" w:color="auto" w:fill="F2F2F2"/>
-        <w:spacing w:line="480" w:lineRule="auto"/>
-        <w:ind w:left="120" w:right="120"/>
-        <w:rPr>
-          <w:rFonts w:cs="Times New Roman"/>
-        </w:rPr>
-      </w:pPr>
-      <w:r>
-        <w:rPr>
-          <w:rFonts w:eastAsia="Courier New" w:cs="Times New Roman"/>
-        </w:rPr>
-        <w:t xml:space="preserve"> </w:t>
-      </w:r>
-    </w:p>
-    <w:p>
-      <w:pPr>
-        <w:shd w:val="clear" w:color="auto" w:fill="F2F2F2"/>
-        <w:spacing w:line="480" w:lineRule="auto"/>
-        <w:ind w:left="120" w:right="120"/>
-        <w:rPr>
-          <w:rFonts w:cs="Times New Roman"/>
-        </w:rPr>
-      </w:pPr>
-      <w:r>
-        <w:rPr>
-          <w:rFonts w:eastAsia="Courier New" w:cs="Times New Roman"/>
-        </w:rPr>
-        <w:t xml:space="preserve">    if stock is None:                # invalid item</w:t>
-      </w:r>
-    </w:p>
-    <w:p>
-      <w:pPr>
-        <w:shd w:val="clear" w:color="auto" w:fill="F2F2F2"/>
-        <w:spacing w:line="480" w:lineRule="auto"/>
-        <w:ind w:left="120" w:right="120"/>
-        <w:rPr>
-          <w:rFonts w:cs="Times New Roman"/>
-        </w:rPr>
-      </w:pPr>
-      <w:r>
-        <w:rPr>
-          <w:rFonts w:eastAsia="Courier New" w:cs="Times New Roman"/>
-        </w:rPr>
         <w:t xml:space="preserve">        unfulfilled_items.append([item, requested])</w:t>
       </w:r>
     </w:p>
@@ -563,14 +695,7 @@
         <w:rPr>
           <w:rFonts w:cs="Times New Roman"/>
         </w:rPr>
-        <w:t xml:space="preserve">The program has been executed with the sample batch and the result is shown in figures 1 and 2. Orders 1, 4, 7 and 9 were all received, while orders 3 &amp; 6 were partial (Gadget &amp; Widget each being short by 2), order 2 was out of stock and order 5 had a non-existent item, Bolt. The </w:t>
-      </w:r>
-      <w:r>
-        <w:rPr>
-          <w:rFonts w:cs="Times New Roman"/>
-        </w:rPr>
-        <w:lastRenderedPageBreak/>
-        <w:t>final inventory numbers are Widget 0, Gadget 0, Sensor 0, Cable 0 and Battery 14, with 4/9 orders complete, matching a manual trace of the data.</w:t>
+        <w:t>The program has been executed with the sample batch and the result is shown in figures 1 and 2. Orders 1, 4, 7 and 9 were all received, while orders 3 &amp; 6 were partial (Gadget &amp; Widget each being short by 2), order 2 was out of stock and order 5 had a non-existent item, Bolt. The final inventory numbers are Widget 0, Gadget 0, Sensor 0, Cable 0 and Battery 14, with 4/9 orders complete, matching a manual trace of the data.</w:t>
       </w:r>
     </w:p>
     <w:p>
@@ -602,6 +727,7 @@
         <w:rPr>
           <w:rFonts w:cs="Times New Roman"/>
         </w:rPr>
+        <w:lastRenderedPageBreak/>
         <w:drawing>
           <wp:inline distT="0" distB="0" distL="0" distR="0" wp14:anchorId="27026190" wp14:editId="3C3B2A25">
             <wp:extent cx="5943600" cy="2446655"/>
@@ -618,7 +744,7 @@
                     <pic:cNvPicPr/>
                   </pic:nvPicPr>
                   <pic:blipFill>
-                    <a:blip r:embed="rId5"/>
+                    <a:blip r:embed="rId6"/>
                     <a:stretch>
                       <a:fillRect/>
                     </a:stretch>
@@ -684,7 +810,7 @@
                     <pic:cNvPicPr/>
                   </pic:nvPicPr>
                   <pic:blipFill>
-                    <a:blip r:embed="rId6"/>
+                    <a:blip r:embed="rId7"/>
                     <a:stretch>
                       <a:fillRect/>
                     </a:stretch>
@@ -734,14 +860,7 @@
         <w:rPr>
           <w:rFonts w:cs="Times New Roman"/>
         </w:rPr>
-        <w:t xml:space="preserve">This script performs all three tasks with minimal Python constructs. The .get() method is used for dictionary lookups, which ensures that the code remains safe and compact; the unfulfilled-items list provides a reference for warehouse staff for restocking and backordering. </w:t>
-      </w:r>
-      <w:r>
-        <w:rPr>
-          <w:rFonts w:cs="Times New Roman"/>
-        </w:rPr>
-        <w:lastRenderedPageBreak/>
-        <w:t>What could be extended (not done here in the assignment) is the assignment of creating the logic as functions and reading the orders from a file.</w:t>
+        <w:t>This script performs all three tasks with minimal Python constructs. The .get() method is used for dictionary lookups, which ensures that the code remains safe and compact; the unfulfilled-items list provides a reference for warehouse staff for restocking and backordering. What could be extended (not done here in the assignment) is the assignment of creating the logic as functions and reading the orders from a file.</w:t>
       </w:r>
     </w:p>
     <w:p>
@@ -1891,6 +2010,30 @@
       <w:szCs w:val="20"/>
     </w:rPr>
   </w:style>
+  <w:style w:type="character" w:styleId="UnresolvedMention">
+    <w:name w:val="Unresolved Mention"/>
+    <w:basedOn w:val="DefaultParagraphFont"/>
+    <w:uiPriority w:val="99"/>
+    <w:semiHidden/>
+    <w:unhideWhenUsed/>
+    <w:rsid w:val="00105D61"/>
+    <w:rPr>
+      <w:color w:val="605E5C"/>
+      <w:shd w:val="clear" w:color="auto" w:fill="E1DFDD"/>
+    </w:rPr>
+  </w:style>
+  <w:style w:type="character" w:styleId="FollowedHyperlink">
+    <w:name w:val="FollowedHyperlink"/>
+    <w:basedOn w:val="DefaultParagraphFont"/>
+    <w:uiPriority w:val="99"/>
+    <w:semiHidden/>
+    <w:unhideWhenUsed/>
+    <w:rsid w:val="00105D61"/>
+    <w:rPr>
+      <w:color w:val="954F72" w:themeColor="followedHyperlink"/>
+      <w:u w:val="single"/>
+    </w:rPr>
+  </w:style>
 </w:styles>
 </file>
 
